--- a/design/story/plot.docx
+++ b/design/story/plot.docx
@@ -167,23 +167,34 @@
       <w:pPr>
         <w:pStyle w:val="Heading2"/>
       </w:pPr>
-      <w:proofErr w:type="spellStart"/>
       <w:r>
         <w:t>Longbearyen</w:t>
       </w:r>
-      <w:proofErr w:type="spellEnd"/>
     </w:p>
     <w:p>
       <w:r>
-        <w:t xml:space="preserve">Next, you travel to the capital of the Empire (on Svalbard) to warn the Polar Council that the Blight is coming and </w:t>
-      </w:r>
-      <w:proofErr w:type="gramStart"/>
-      <w:r>
-        <w:t>headed</w:t>
-      </w:r>
-      <w:proofErr w:type="gramEnd"/>
-      <w:r>
-        <w:t xml:space="preserve"> towards Svalbard. You discover that the families that run the city states of the empire are in disarray for various reasons. You must unite them under one banner to turn the Blight back. Each city state is a new area you can travel to, and you make decisions in each place to determine the final battle.</w:t>
+        <w:t xml:space="preserve">Next, you travel to the capital of the Empire (on Svalbard) to warn the Polar Council that the Blight is coming and headed towards Svalbard. You discover that the </w:t>
+      </w:r>
+      <w:r>
+        <w:t xml:space="preserve">Polar </w:t>
+      </w:r>
+      <w:r>
+        <w:t xml:space="preserve">Houses </w:t>
+      </w:r>
+      <w:r>
+        <w:t xml:space="preserve">that run the </w:t>
+      </w:r>
+      <w:r>
+        <w:t xml:space="preserve">Empire's </w:t>
+      </w:r>
+      <w:r>
+        <w:t>cit</w:t>
+      </w:r>
+      <w:r>
+        <w:t>ies</w:t>
+      </w:r>
+      <w:r>
+        <w:t xml:space="preserve"> are in disarray for various reasons. You must unite them under one banner to turn the Blight back. Each city state is a new area you can travel to, and you make decisions in each place to determine the final battle.</w:t>
       </w:r>
     </w:p>
     <w:p/>

--- a/design/story/plot.docx
+++ b/design/story/plot.docx
@@ -167,13 +167,21 @@
       <w:pPr>
         <w:pStyle w:val="Heading2"/>
       </w:pPr>
+      <w:proofErr w:type="spellStart"/>
       <w:r>
         <w:t>Longbearyen</w:t>
       </w:r>
+      <w:proofErr w:type="spellEnd"/>
     </w:p>
     <w:p>
       <w:r>
-        <w:t xml:space="preserve">Next, you travel to the capital of the Empire (on Svalbard) to warn the Polar Council that the Blight is coming and headed towards Svalbard. You discover that the </w:t>
+        <w:t xml:space="preserve">Next, you travel to the capital of the Empire (on Svalbard) to warn the Polar Council that the Blight is coming and </w:t>
+      </w:r>
+      <w:r>
+        <w:t>heading</w:t>
+      </w:r>
+      <w:r>
+        <w:t xml:space="preserve"> towards Svalbard. You discover that the </w:t>
       </w:r>
       <w:r>
         <w:t xml:space="preserve">Polar </w:t>
@@ -194,10 +202,73 @@
         <w:t>ies</w:t>
       </w:r>
       <w:r>
-        <w:t xml:space="preserve"> are in disarray for various reasons. You must unite them under one banner to turn the Blight back. Each city state is a new area you can travel to, and you make decisions in each place to determine the final battle.</w:t>
+        <w:t xml:space="preserve"> are in disarray for various reasons</w:t>
+      </w:r>
+      <w:r>
+        <w:t>, and are caught up in their own troubles, unwilling or unable to join together</w:t>
+      </w:r>
+      <w:r>
+        <w:t xml:space="preserve"> and fight the common enemy.</w:t>
       </w:r>
     </w:p>
-    <w:p/>
+    <w:p>
+      <w:r>
+        <w:t>You</w:t>
+      </w:r>
+      <w:r>
+        <w:t xml:space="preserve">r goal is to </w:t>
+      </w:r>
+      <w:r>
+        <w:t>unite the</w:t>
+      </w:r>
+      <w:r>
+        <w:t xml:space="preserve"> disparate factions</w:t>
+      </w:r>
+      <w:r>
+        <w:t xml:space="preserve"> under one banner </w:t>
+      </w:r>
+      <w:r>
+        <w:t xml:space="preserve">in hopes of scrambling enough forces </w:t>
+      </w:r>
+      <w:r>
+        <w:t xml:space="preserve">to turn </w:t>
+      </w:r>
+      <w:r>
+        <w:t xml:space="preserve">back </w:t>
+      </w:r>
+      <w:r>
+        <w:t>the Blight.</w:t>
+      </w:r>
+    </w:p>
+    <w:p>
+      <w:r>
+        <w:t xml:space="preserve">Each </w:t>
+      </w:r>
+      <w:r>
+        <w:t xml:space="preserve">of the main locations you visit has a reason for tension towards the Polar Throne, </w:t>
+      </w:r>
+      <w:r>
+        <w:t xml:space="preserve">and you </w:t>
+      </w:r>
+      <w:r>
+        <w:t xml:space="preserve">are prompted to </w:t>
+      </w:r>
+      <w:r>
+        <w:t xml:space="preserve">make decisions </w:t>
+      </w:r>
+      <w:r>
+        <w:t xml:space="preserve">that will </w:t>
+      </w:r>
+      <w:r>
+        <w:t>impact on</w:t>
+      </w:r>
+      <w:r>
+        <w:t xml:space="preserve"> the people of the area in meaningful ways</w:t>
+      </w:r>
+      <w:r>
+        <w:t>, and shape the final struggle against the Blight.</w:t>
+      </w:r>
+    </w:p>
     <w:sectPr>
       <w:type w:val="continuous"/>
       <w:pgSz w:w="12240" w:h="15840"/>
